--- a/labs/lab07/report/report.docx
+++ b/labs/lab07/report/report.docx
@@ -507,67 +507,31 @@
         <w:br/>
       </w:r>
       <w:r>
-        <w:t xml:space="preserve">-</w:t>
-      </w:r>
-      <w:r>
-        <w:t xml:space="preserve"> </w:t>
-      </w:r>
-      <w:r>
-        <w:t xml:space="preserve"> </w:t>
-      </w:r>
-      <w:r>
-        <w:t xml:space="preserve">— заголовок: версия XML и кодировка.</w:t>
+        <w:t xml:space="preserve">- xml — заголовок: версия XML и кодировка.</w:t>
       </w:r>
       <w:r>
         <w:br/>
       </w:r>
       <w:r>
-        <w:t xml:space="preserve">-</w:t>
-      </w:r>
-      <w:r>
-        <w:t xml:space="preserve"> </w:t>
-      </w:r>
-      <w:r>
-        <w:t xml:space="preserve"> </w:t>
-      </w:r>
-      <w:r>
-        <w:t xml:space="preserve">— корневой тег: контейнер для описания службы.</w:t>
+        <w:t xml:space="preserve">- service — корневой тег: контейнер для описания службы.</w:t>
       </w:r>
       <w:r>
         <w:br/>
       </w:r>
       <w:r>
-        <w:t xml:space="preserve">-</w:t>
-      </w:r>
-      <w:r>
-        <w:t xml:space="preserve"> </w:t>
-      </w:r>
-      <w:r>
-        <w:t xml:space="preserve"> </w:t>
-      </w:r>
-      <w:r>
-        <w:t xml:space="preserve">— краткое имя службы (для отображения).</w:t>
+        <w:t xml:space="preserve">- short — краткое имя службы (для отображения).</w:t>
       </w:r>
       <w:r>
         <w:br/>
       </w:r>
       <w:r>
-        <w:t xml:space="preserve">-</w:t>
-      </w:r>
-      <w:r>
-        <w:t xml:space="preserve"> </w:t>
-      </w:r>
-      <w:r>
-        <w:t xml:space="preserve"> </w:t>
-      </w:r>
-      <w:r>
-        <w:t xml:space="preserve">— текстовое описание (справочная информация).</w:t>
+        <w:t xml:space="preserve">- description — текстовое описание (справочная информация).</w:t>
       </w:r>
       <w:r>
         <w:br/>
       </w:r>
       <w:r>
-        <w:t xml:space="preserve">- &lt;port …/&gt; — правило: какой порт (22) и протокол (tcp) открыть.</w:t>
+        <w:t xml:space="preserve">- port — правило: какой порт (22) и протокол (tcp) открыть.</w:t>
       </w:r>
     </w:p>
     <w:p>
